--- a/AY2526-ITP4511-Project-Marking-Form.docx
+++ b/AY2526-ITP4511-Project-Marking-Form.docx
@@ -6,7 +6,7 @@
       <w:pPr>
         <w:jc w:val="center"/>
         <w:rPr>
-          <w:rFonts w:ascii="Times New Roman" w:eastAsia="新細明體" w:hAnsi="Times New Roman" w:cs="Times New Roman" w:hint="eastAsia"/>
+          <w:rFonts w:ascii="Times New Roman" w:eastAsia="新細明體" w:hAnsi="Times New Roman" w:cs="Times New Roman"/>
           <w:sz w:val="22"/>
           <w:szCs w:val="22"/>
           <w:lang w:val="en-GB" w:eastAsia="zh-TW"/>
@@ -498,7 +498,27 @@
           <w:szCs w:val="22"/>
           <w:lang w:eastAsia="zh-TW"/>
         </w:rPr>
-        <w:t xml:space="preserve"> features in order to solve the above background needs. You are required to form one project group with </w:t>
+        <w:t xml:space="preserve"> features </w:t>
+      </w:r>
+      <w:proofErr w:type="gramStart"/>
+      <w:r>
+        <w:rPr>
+          <w:rFonts w:ascii="Times New Roman" w:hAnsi="Times New Roman" w:cs="Times New Roman"/>
+          <w:sz w:val="22"/>
+          <w:szCs w:val="22"/>
+          <w:lang w:eastAsia="zh-TW"/>
+        </w:rPr>
+        <w:t>in order to</w:t>
+      </w:r>
+      <w:proofErr w:type="gramEnd"/>
+      <w:r>
+        <w:rPr>
+          <w:rFonts w:ascii="Times New Roman" w:hAnsi="Times New Roman" w:cs="Times New Roman"/>
+          <w:sz w:val="22"/>
+          <w:szCs w:val="22"/>
+          <w:lang w:eastAsia="zh-TW"/>
+        </w:rPr>
+        <w:t xml:space="preserve"> solve the above background needs. You are required to form one project group with </w:t>
       </w:r>
       <w:r>
         <w:rPr>
@@ -1237,7 +1257,7 @@
             <w:pPr>
               <w:jc w:val="both"/>
               <w:rPr>
-                <w:rFonts w:ascii="Times New Roman" w:eastAsia="新細明體" w:hAnsi="Times New Roman" w:cs="Times New Roman" w:hint="eastAsia"/>
+                <w:rFonts w:ascii="Times New Roman" w:eastAsia="新細明體" w:hAnsi="Times New Roman" w:cs="Times New Roman"/>
                 <w:sz w:val="22"/>
                 <w:szCs w:val="22"/>
                 <w:lang w:eastAsia="zh-TW"/>
@@ -4305,7 +4325,25 @@
                 <w:sz w:val="16"/>
                 <w:szCs w:val="16"/>
               </w:rPr>
-              <w:t>2 mark for MVC design</w:t>
+              <w:t xml:space="preserve">2 </w:t>
+            </w:r>
+            <w:proofErr w:type="gramStart"/>
+            <w:r>
+              <w:rPr>
+                <w:rFonts w:ascii="Times New Roman" w:hAnsi="Times New Roman" w:cs="Times New Roman"/>
+                <w:sz w:val="16"/>
+                <w:szCs w:val="16"/>
+              </w:rPr>
+              <w:t>mark</w:t>
+            </w:r>
+            <w:proofErr w:type="gramEnd"/>
+            <w:r>
+              <w:rPr>
+                <w:rFonts w:ascii="Times New Roman" w:hAnsi="Times New Roman" w:cs="Times New Roman"/>
+                <w:sz w:val="16"/>
+                <w:szCs w:val="16"/>
+              </w:rPr>
+              <w:t xml:space="preserve"> for MVC design</w:t>
             </w:r>
           </w:p>
         </w:tc>
@@ -4612,7 +4650,25 @@
                 <w:sz w:val="22"/>
                 <w:szCs w:val="22"/>
               </w:rPr>
-              <w:t>(i)</w:t>
+              <w:t>(</w:t>
+            </w:r>
+            <w:proofErr w:type="spellStart"/>
+            <w:r>
+              <w:rPr>
+                <w:rFonts w:ascii="Times New Roman" w:hAnsi="Times New Roman" w:cs="Times New Roman"/>
+                <w:sz w:val="22"/>
+                <w:szCs w:val="22"/>
+              </w:rPr>
+              <w:t>i</w:t>
+            </w:r>
+            <w:proofErr w:type="spellEnd"/>
+            <w:r>
+              <w:rPr>
+                <w:rFonts w:ascii="Times New Roman" w:hAnsi="Times New Roman" w:cs="Times New Roman"/>
+                <w:sz w:val="22"/>
+                <w:szCs w:val="22"/>
+              </w:rPr>
+              <w:t>)</w:t>
             </w:r>
             <w:r>
               <w:rPr>
@@ -7710,7 +7766,7 @@
   <w:num w:numId="19" w16cid:durableId="597521662">
     <w:abstractNumId w:val="7"/>
     <w:lvlOverride w:ilvl="0">
-      <w:lvl w:ilvl="0" w:tplc="14624888">
+      <w:lvl w:ilvl="0" w:tplc="EC7CD0C0">
         <w:start w:val="1"/>
         <w:numFmt w:val="bullet"/>
         <w:lvlText w:val="●"/>
@@ -7745,7 +7801,7 @@
       </w:lvl>
     </w:lvlOverride>
     <w:lvlOverride w:ilvl="1">
-      <w:lvl w:ilvl="1" w:tplc="DFF0B882">
+      <w:lvl w:ilvl="1" w:tplc="EC8EC684">
         <w:start w:val="1"/>
         <w:numFmt w:val="bullet"/>
         <w:lvlText w:val="●"/>
@@ -7780,7 +7836,7 @@
       </w:lvl>
     </w:lvlOverride>
     <w:lvlOverride w:ilvl="2">
-      <w:lvl w:ilvl="2" w:tplc="D662E5E2">
+      <w:lvl w:ilvl="2" w:tplc="64DCE052">
         <w:start w:val="1"/>
         <w:numFmt w:val="bullet"/>
         <w:lvlText w:val="●"/>
@@ -7815,7 +7871,7 @@
       </w:lvl>
     </w:lvlOverride>
     <w:lvlOverride w:ilvl="3">
-      <w:lvl w:ilvl="3" w:tplc="AF3E4906">
+      <w:lvl w:ilvl="3" w:tplc="4D484702">
         <w:start w:val="1"/>
         <w:numFmt w:val="bullet"/>
         <w:lvlText w:val="●"/>
@@ -7850,7 +7906,7 @@
       </w:lvl>
     </w:lvlOverride>
     <w:lvlOverride w:ilvl="4">
-      <w:lvl w:ilvl="4" w:tplc="EC425C30">
+      <w:lvl w:ilvl="4" w:tplc="AC002FD6">
         <w:start w:val="1"/>
         <w:numFmt w:val="bullet"/>
         <w:lvlText w:val="●"/>
@@ -7885,7 +7941,7 @@
       </w:lvl>
     </w:lvlOverride>
     <w:lvlOverride w:ilvl="5">
-      <w:lvl w:ilvl="5" w:tplc="14486866">
+      <w:lvl w:ilvl="5" w:tplc="821CCD4C">
         <w:start w:val="1"/>
         <w:numFmt w:val="bullet"/>
         <w:lvlText w:val="●"/>
@@ -7920,7 +7976,7 @@
       </w:lvl>
     </w:lvlOverride>
     <w:lvlOverride w:ilvl="6">
-      <w:lvl w:ilvl="6" w:tplc="7EE6AF74">
+      <w:lvl w:ilvl="6" w:tplc="7F74FD3E">
         <w:start w:val="1"/>
         <w:numFmt w:val="bullet"/>
         <w:lvlText w:val="●"/>
@@ -7955,7 +8011,7 @@
       </w:lvl>
     </w:lvlOverride>
     <w:lvlOverride w:ilvl="7">
-      <w:lvl w:ilvl="7" w:tplc="8E48F582">
+      <w:lvl w:ilvl="7" w:tplc="D30C1F0E">
         <w:start w:val="1"/>
         <w:numFmt w:val="bullet"/>
         <w:lvlText w:val="●"/>
@@ -7990,7 +8046,7 @@
       </w:lvl>
     </w:lvlOverride>
     <w:lvlOverride w:ilvl="8">
-      <w:lvl w:ilvl="8" w:tplc="3AB0D4F2">
+      <w:lvl w:ilvl="8" w:tplc="B97C507E">
         <w:start w:val="1"/>
         <w:numFmt w:val="bullet"/>
         <w:lvlText w:val="●"/>
